--- a/manuscript/Supplementary_Information.docx
+++ b/manuscript/Supplementary_Information.docx
@@ -62,7 +62,7 @@
       <w:r>
         <w:drawing>
           <wp:inline>
-            <wp:extent cx="5727700" cy="4397607"/>
+            <wp:extent cx="5727700" cy="4386024"/>
             <wp:effectExtent b="0" l="0" r="0" t="0"/>
             <wp:docPr descr="Supplementary Figure S1" title="" id="19" name="Picture"/>
             <a:graphic>
@@ -83,7 +83,7 @@
                   <pic:spPr bwMode="auto">
                     <a:xfrm>
                       <a:off x="0" y="0"/>
-                      <a:ext cx="5727700" cy="4397607"/>
+                      <a:ext cx="5727700" cy="4386024"/>
                     </a:xfrm>
                     <a:prstGeom prst="rect">
                       <a:avLst/>
